--- a/do_not_use/modelli_doc/09modellocontenutiudobiettivifondanti.docx
+++ b/do_not_use/modelli_doc/09modellocontenutiudobiettivifondanti.docx
@@ -137,7 +137,7 @@
                 <w:b/>
                 <w:bCs/>
               </w:rPr>
-              <w:t>DELLA UNITA’ DIDATTICA</w:t>
+              <w:t>DELLA UNITA’ DI APPRENDIMENTO</w:t>
             </w:r>
             <w:r>
               <w:rPr>
